--- a/信息可视化/Output/教案/教案_第4周_声明式生成 (ECharts) 与深层定制 (D3) 的 V.docx
+++ b/信息可视化/Output/教案/教案_第4周_声明式生成 (ECharts) 与深层定制 (D3) 的 V.docx
@@ -299,7 +299,7 @@
                 <w:kern w:val="0"/>
                 <w:sz w:val="24"/>
               </w:rPr>
-              <w:t xml:space="preserve">24数字媒体艺术影视班：第 4 周，周五1-5节</w:t>
+              <w:t xml:space="preserve">24数字媒体艺术影视班：第 10 周，周日1-5节</w:t>
             </w:r>
           </w:p>
           <w:p>
@@ -894,7 +894,7 @@
                 <w:kern w:val="0"/>
                 <w:sz w:val="24"/>
               </w:rPr>
-              <w:t xml:space="preserve">必读书目：</w:t>
+              <w:t xml:space="preserve">课前指定阅读教材与章节：</w:t>
             </w:r>
           </w:p>
           <w:p>
@@ -918,7 +918,31 @@
                 <w:kern w:val="0"/>
                 <w:sz w:val="24"/>
               </w:rPr>
-              <w:t xml:space="preserve">郝亚维, 张博文：信息可视化设计[M]. 电子工业出版社, 2023.</w:t>
+              <w:t xml:space="preserve">《信息可视化设计》第四章 信息可视化设计师／团队和优秀作品案例</w:t>
+            </w:r>
+          </w:p>
+          <w:p>
+            <w:pPr>
+              <w:widowControl/>
+              <w:spacing w:before="40" w:after="40" w:line="400" w:lineRule="exact"/>
+              <w:ind w:leftChars="50" w:left="105" w:rightChars="50" w:right="105" w:firstLineChars="200" w:firstLine="480"/>
+              <w:rPr>
+                <w:rFonts w:ascii="FangSong" w:eastAsia="FangSong" w:hAnsi="FangSong" w:cs="FangSong_GB2312"/>
+                <w:bCs/>
+                <w:color w:val="333333"/>
+                <w:kern w:val="0"/>
+                <w:sz w:val="24"/>
+              </w:rPr>
+            </w:pPr>
+            <w:r>
+              <w:rPr>
+                <w:rFonts w:ascii="FangSong" w:eastAsia="FangSong" w:hAnsi="FangSong" w:cs="FangSong_GB2312" w:hint="eastAsia"/>
+                <w:bCs/>
+                <w:color w:val="333333"/>
+                <w:kern w:val="0"/>
+                <w:sz w:val="24"/>
+              </w:rPr>
+              <w:t xml:space="preserve">Munzner Ch7 表格数据排布</w:t>
             </w:r>
           </w:p>
         </w:tc>

--- a/信息可视化/Output/教案/教案_第4周_声明式生成 (ECharts) 与深层定制 (D3) 的 V.docx
+++ b/信息可视化/Output/教案/教案_第4周_声明式生成 (ECharts) 与深层定制 (D3) 的 V.docx
@@ -36,8 +36,8 @@
       </w:tblPr>
       <w:tblGrid>
         <w:gridCol w:w="1246"/>
-        <w:gridCol w:w="3894"/>
-        <w:gridCol w:w="3810"/>
+        <w:gridCol w:w="1740"/>
+        <w:gridCol w:w="5964"/>
       </w:tblGrid>
       <w:tr>
         <w:trPr>
@@ -66,15 +66,15 @@
               <w:jc w:val="center"/>
               <w:rPr>
                 <w:rFonts w:ascii="FangSong_GB2312" w:eastAsia="FangSong_GB2312" w:hAnsi="FangSong_GB2312" w:cs="FangSong_GB2312"/>
-                <w:color w:val="333333"/>
-                <w:kern w:val="0"/>
-                <w:sz w:val="24"/>
-              </w:rPr>
-            </w:pPr>
-            <w:r>
-              <w:rPr>
-                <w:rFonts w:ascii="FangSong_GB2312" w:eastAsia="FangSong_GB2312" w:hAnsi="FangSong_GB2312" w:cs="FangSong_GB2312" w:hint="eastAsia"/>
-                <w:color w:val="FF0000"/>
+                <w:color w:val="000000"/>
+                <w:kern w:val="0"/>
+                <w:sz w:val="24"/>
+              </w:rPr>
+            </w:pPr>
+            <w:r>
+              <w:rPr>
+                <w:rFonts w:ascii="FangSong_GB2312" w:eastAsia="FangSong_GB2312" w:hAnsi="FangSong_GB2312" w:cs="FangSong_GB2312" w:hint="eastAsia"/>
+                <w:color w:val="000000"/>
                 <w:kern w:val="0"/>
                 <w:sz w:val="24"/>
               </w:rPr>
@@ -106,15 +106,15 @@
               <w:jc w:val="center"/>
               <w:rPr>
                 <w:rFonts w:ascii="FangSong_GB2312" w:eastAsia="FangSong_GB2312" w:hAnsi="FangSong_GB2312" w:cs="FangSong_GB2312"/>
-                <w:color w:val="333333"/>
-                <w:kern w:val="0"/>
-                <w:sz w:val="24"/>
-              </w:rPr>
-            </w:pPr>
-            <w:r>
-              <w:rPr>
-                <w:rFonts w:ascii="FangSong_GB2312" w:eastAsia="FangSong_GB2312" w:hAnsi="FangSong_GB2312" w:cs="FangSong_GB2312" w:hint="eastAsia"/>
-                <w:color w:val="FF0000"/>
+                <w:color w:val="000000"/>
+                <w:kern w:val="0"/>
+                <w:sz w:val="24"/>
+              </w:rPr>
+            </w:pPr>
+            <w:r>
+              <w:rPr>
+                <w:rFonts w:ascii="FangSong_GB2312" w:eastAsia="FangSong_GB2312" w:hAnsi="FangSong_GB2312" w:cs="FangSong_GB2312" w:hint="eastAsia"/>
+                <w:color w:val="000000"/>
                 <w:kern w:val="0"/>
                 <w:sz w:val="24"/>
               </w:rPr>
@@ -150,15 +150,15 @@
               <w:jc w:val="center"/>
               <w:rPr>
                 <w:rFonts w:ascii="FangSong_GB2312" w:eastAsia="FangSong_GB2312" w:hAnsi="FangSong_GB2312" w:cs="FangSong_GB2312"/>
-                <w:color w:val="333333"/>
-                <w:kern w:val="0"/>
-                <w:sz w:val="24"/>
-              </w:rPr>
-            </w:pPr>
-            <w:r>
-              <w:rPr>
-                <w:rFonts w:ascii="FangSong_GB2312" w:eastAsia="FangSong_GB2312" w:hAnsi="FangSong_GB2312" w:cs="FangSong_GB2312" w:hint="eastAsia"/>
-                <w:color w:val="FF0000"/>
+                <w:color w:val="000000"/>
+                <w:kern w:val="0"/>
+                <w:sz w:val="24"/>
+              </w:rPr>
+            </w:pPr>
+            <w:r>
+              <w:rPr>
+                <w:rFonts w:ascii="FangSong_GB2312" w:eastAsia="FangSong_GB2312" w:hAnsi="FangSong_GB2312" w:cs="FangSong_GB2312" w:hint="eastAsia"/>
+                <w:color w:val="000000"/>
                 <w:kern w:val="0"/>
                 <w:sz w:val="24"/>
               </w:rPr>
@@ -190,15 +190,15 @@
               <w:jc w:val="center"/>
               <w:rPr>
                 <w:rFonts w:ascii="FangSong_GB2312" w:eastAsia="FangSong_GB2312" w:hAnsi="FangSong_GB2312" w:cs="FangSong_GB2312"/>
-                <w:color w:val="333333"/>
-                <w:kern w:val="0"/>
-                <w:sz w:val="24"/>
-              </w:rPr>
-            </w:pPr>
-            <w:r>
-              <w:rPr>
-                <w:rFonts w:ascii="FangSong_GB2312" w:eastAsia="FangSong_GB2312" w:hAnsi="FangSong_GB2312" w:cs="FangSong_GB2312" w:hint="eastAsia"/>
-                <w:color w:val="FF0000"/>
+                <w:color w:val="000000"/>
+                <w:kern w:val="0"/>
+                <w:sz w:val="24"/>
+              </w:rPr>
+            </w:pPr>
+            <w:r>
+              <w:rPr>
+                <w:rFonts w:ascii="FangSong_GB2312" w:eastAsia="FangSong_GB2312" w:hAnsi="FangSong_GB2312" w:cs="FangSong_GB2312" w:hint="eastAsia"/>
+                <w:color w:val="000000"/>
                 <w:kern w:val="0"/>
                 <w:sz w:val="24"/>
               </w:rPr>
@@ -1084,7 +1084,7 @@
         </w:tc>
         <w:tc>
           <w:tcPr>
-            <w:tcW w:w="3894" w:type="dxa"/>
+            <w:tcW w:w="1740" w:type="dxa"/>
             <w:tcBorders>
               <w:top w:val="single" w:sz="4" w:space="0" w:color="auto"/>
               <w:left w:val="single" w:sz="4" w:space="0" w:color="auto"/>
@@ -1119,7 +1119,7 @@
         </w:tc>
         <w:tc>
           <w:tcPr>
-            <w:tcW w:w="3810" w:type="dxa"/>
+            <w:tcW w:w="5964" w:type="dxa"/>
             <w:tcBorders>
               <w:top w:val="single" w:sz="4" w:space="0" w:color="auto"/>
               <w:left w:val="single" w:sz="4" w:space="0" w:color="auto"/>
@@ -1179,7 +1179,7 @@
         </w:tc>
         <w:tc>
           <w:tcPr>
-            <w:tcW w:w="3894" w:type="dxa"/>
+            <w:tcW w:w="1740" w:type="dxa"/>
             <w:tcBorders>
               <w:top w:val="single" w:sz="4" w:space="0" w:color="auto"/>
               <w:left w:val="single" w:sz="4" w:space="0" w:color="auto"/>
@@ -1214,7 +1214,7 @@
         </w:tc>
         <w:tc>
           <w:tcPr>
-            <w:tcW w:w="3810" w:type="dxa"/>
+            <w:tcW w:w="5964" w:type="dxa"/>
             <w:tcBorders>
               <w:top w:val="single" w:sz="4" w:space="0" w:color="auto"/>
               <w:left w:val="single" w:sz="4" w:space="0" w:color="auto"/>
@@ -1244,7 +1244,47 @@
                 <w:kern w:val="0"/>
                 <w:sz w:val="24"/>
               </w:rPr>
-              <w:t xml:space="preserve">【教学组织】回顾 W03 数据类型体系与 Tidy Data 原则</w:t>
+              <w:t xml:space="preserve">【教学组织】【上次课知识回顾】</w:t>
+            </w:r>
+          </w:p>
+          <w:p>
+            <w:pPr>
+              <w:widowControl/>
+              <w:spacing w:line="400" w:lineRule="exact"/>
+              <w:jc w:val="left"/>
+              <w:rPr>
+                <w:rFonts w:ascii="FangSong_GB2312" w:eastAsia="FangSong_GB2312" w:hAnsi="FangSong_GB2312" w:cs="FangSong_GB2312"/>
+                <w:kern w:val="0"/>
+                <w:sz w:val="24"/>
+              </w:rPr>
+            </w:pPr>
+            <w:r>
+              <w:rPr>
+                <w:rFonts w:ascii="FangSong_GB2312" w:eastAsia="FangSong_GB2312" w:hAnsi="FangSong_GB2312" w:cs="FangSong_GB2312" w:hint="eastAsia"/>
+                <w:kern w:val="0"/>
+                <w:sz w:val="24"/>
+              </w:rPr>
+              <w:t xml:space="preserve">1. 回顾 W03 数据类型体系与 Tidy Data 原则</w:t>
+            </w:r>
+          </w:p>
+          <w:p>
+            <w:pPr>
+              <w:widowControl/>
+              <w:spacing w:line="400" w:lineRule="exact"/>
+              <w:jc w:val="left"/>
+              <w:rPr>
+                <w:rFonts w:ascii="FangSong_GB2312" w:eastAsia="FangSong_GB2312" w:hAnsi="FangSong_GB2312" w:cs="FangSong_GB2312"/>
+                <w:kern w:val="0"/>
+                <w:sz w:val="24"/>
+              </w:rPr>
+            </w:pPr>
+            <w:r>
+              <w:rPr>
+                <w:rFonts w:ascii="FangSong_GB2312" w:eastAsia="FangSong_GB2312" w:hAnsi="FangSong_GB2312" w:cs="FangSong_GB2312" w:hint="eastAsia"/>
+                <w:kern w:val="0"/>
+                <w:sz w:val="24"/>
+              </w:rPr>
+              <w:t xml:space="preserve">2. 检查学生对前置知识的掌握情况，建立新旧知识的逻辑桥梁。</w:t>
             </w:r>
           </w:p>
           <w:p>
@@ -1335,7 +1375,7 @@
         </w:tc>
         <w:tc>
           <w:tcPr>
-            <w:tcW w:w="3894" w:type="dxa"/>
+            <w:tcW w:w="1740" w:type="dxa"/>
             <w:tcBorders>
               <w:top w:val="single" w:sz="4" w:space="0" w:color="auto"/>
               <w:left w:val="single" w:sz="4" w:space="0" w:color="auto"/>
@@ -1371,7 +1411,7 @@
         </w:tc>
         <w:tc>
           <w:tcPr>
-            <w:tcW w:w="3810" w:type="dxa"/>
+            <w:tcW w:w="5964" w:type="dxa"/>
             <w:tcBorders>
               <w:top w:val="single" w:sz="4" w:space="0" w:color="auto"/>
               <w:left w:val="single" w:sz="4" w:space="0" w:color="auto"/>
@@ -1401,7 +1441,67 @@
                 <w:kern w:val="0"/>
                 <w:sz w:val="24"/>
               </w:rPr>
-              <w:t xml:space="preserve">【教学组织】从空间排布理论引入：折线图的谎言与饼图的原罪</w:t>
+              <w:t xml:space="preserve">【教学组织】【课程情境导入】</w:t>
+            </w:r>
+          </w:p>
+          <w:p>
+            <w:pPr>
+              <w:widowControl/>
+              <w:spacing w:line="400" w:lineRule="exact"/>
+              <w:jc w:val="left"/>
+              <w:rPr>
+                <w:rFonts w:ascii="FangSong_GB2312" w:eastAsia="FangSong_GB2312" w:hAnsi="FangSong_GB2312" w:cs="FangSong_GB2312"/>
+                <w:kern w:val="0"/>
+                <w:sz w:val="24"/>
+              </w:rPr>
+            </w:pPr>
+            <w:r>
+              <w:rPr>
+                <w:rFonts w:ascii="FangSong_GB2312" w:eastAsia="FangSong_GB2312" w:hAnsi="FangSong_GB2312" w:cs="FangSong_GB2312" w:hint="eastAsia"/>
+                <w:kern w:val="0"/>
+                <w:sz w:val="24"/>
+              </w:rPr>
+              <w:t xml:space="preserve">1. 从空间排布理论引入：折线图的谎言与饼图的原罪</w:t>
+            </w:r>
+          </w:p>
+          <w:p>
+            <w:pPr>
+              <w:widowControl/>
+              <w:spacing w:line="400" w:lineRule="exact"/>
+              <w:jc w:val="left"/>
+              <w:rPr>
+                <w:rFonts w:ascii="FangSong_GB2312" w:eastAsia="FangSong_GB2312" w:hAnsi="FangSong_GB2312" w:cs="FangSong_GB2312"/>
+                <w:kern w:val="0"/>
+                <w:sz w:val="24"/>
+              </w:rPr>
+            </w:pPr>
+            <w:r>
+              <w:rPr>
+                <w:rFonts w:ascii="FangSong_GB2312" w:eastAsia="FangSong_GB2312" w:hAnsi="FangSong_GB2312" w:cs="FangSong_GB2312" w:hint="eastAsia"/>
+                <w:kern w:val="0"/>
+                <w:sz w:val="24"/>
+              </w:rPr>
+              <w:t xml:space="preserve">2. 明确本节课核心聚焦点：ECharts 声明式配置与 D3.js 底层定制的差异化应用策略</w:t>
+            </w:r>
+          </w:p>
+          <w:p>
+            <w:pPr>
+              <w:widowControl/>
+              <w:spacing w:line="400" w:lineRule="exact"/>
+              <w:jc w:val="left"/>
+              <w:rPr>
+                <w:rFonts w:ascii="FangSong_GB2312" w:eastAsia="FangSong_GB2312" w:hAnsi="FangSong_GB2312" w:cs="FangSong_GB2312"/>
+                <w:kern w:val="0"/>
+                <w:sz w:val="24"/>
+              </w:rPr>
+            </w:pPr>
+            <w:r>
+              <w:rPr>
+                <w:rFonts w:ascii="FangSong_GB2312" w:eastAsia="FangSong_GB2312" w:hAnsi="FangSong_GB2312" w:cs="FangSong_GB2312" w:hint="eastAsia"/>
+                <w:kern w:val="0"/>
+                <w:sz w:val="24"/>
+              </w:rPr>
+              <w:t xml:space="preserve">3. 激发学生学习动机与探索兴趣。</w:t>
             </w:r>
           </w:p>
           <w:p>
@@ -1492,7 +1592,7 @@
         </w:tc>
         <w:tc>
           <w:tcPr>
-            <w:tcW w:w="3894" w:type="dxa"/>
+            <w:tcW w:w="1740" w:type="dxa"/>
             <w:tcBorders>
               <w:top w:val="single" w:sz="4" w:space="0" w:color="auto"/>
               <w:left w:val="single" w:sz="4" w:space="0" w:color="auto"/>
@@ -1521,13 +1621,21 @@
                 <w:kern w:val="0"/>
                 <w:sz w:val="24"/>
               </w:rPr>
-              <w:t>新课讲授</w:t>
-            </w:r>
-          </w:p>
-        </w:tc>
-        <w:tc>
-          <w:tcPr>
-            <w:tcW w:w="3810" w:type="dxa"/>
+              <w:t>新课</w:t>
+            </w:r>
+            <w:r>
+              <w:rPr>
+                <w:rFonts w:ascii="FangSong_GB2312" w:eastAsia="FangSong_GB2312" w:hAnsi="FangSong_GB2312" w:cs="FangSong_GB2312" w:hint="eastAsia"/>
+                <w:kern w:val="0"/>
+                <w:sz w:val="24"/>
+              </w:rPr>
+              <w:t>演示</w:t>
+            </w:r>
+          </w:p>
+        </w:tc>
+        <w:tc>
+          <w:tcPr>
+            <w:tcW w:w="5964" w:type="dxa"/>
             <w:tcBorders>
               <w:top w:val="single" w:sz="4" w:space="0" w:color="auto"/>
               <w:left w:val="single" w:sz="4" w:space="0" w:color="auto"/>
@@ -1557,7 +1665,87 @@
                 <w:kern w:val="0"/>
                 <w:sz w:val="24"/>
               </w:rPr>
-              <w:t xml:space="preserve">【教学组织】Munzner Ch7 表格排布原理、ECharts 声明式架构、D3.js 比例尺与数据绑定</w:t>
+              <w:t xml:space="preserve">【教学组织】【核心理论与技能解析】</w:t>
+            </w:r>
+          </w:p>
+          <w:p>
+            <w:pPr>
+              <w:widowControl/>
+              <w:spacing w:line="400" w:lineRule="exact"/>
+              <w:jc w:val="left"/>
+              <w:rPr>
+                <w:rFonts w:ascii="FangSong_GB2312" w:eastAsia="FangSong_GB2312" w:hAnsi="FangSong_GB2312" w:cs="FangSong_GB2312"/>
+                <w:kern w:val="0"/>
+                <w:sz w:val="24"/>
+              </w:rPr>
+            </w:pPr>
+            <w:r>
+              <w:rPr>
+                <w:rFonts w:ascii="FangSong_GB2312" w:eastAsia="FangSong_GB2312" w:hAnsi="FangSong_GB2312" w:cs="FangSong_GB2312" w:hint="eastAsia"/>
+                <w:kern w:val="0"/>
+                <w:sz w:val="24"/>
+              </w:rPr>
+              <w:t xml:space="preserve">1. 授课主线：Munzner Ch7 表格排布原理、ECharts 声明式架构、D3.js 比例尺与数据绑定</w:t>
+            </w:r>
+          </w:p>
+          <w:p>
+            <w:pPr>
+              <w:widowControl/>
+              <w:spacing w:line="400" w:lineRule="exact"/>
+              <w:jc w:val="left"/>
+              <w:rPr>
+                <w:rFonts w:ascii="FangSong_GB2312" w:eastAsia="FangSong_GB2312" w:hAnsi="FangSong_GB2312" w:cs="FangSong_GB2312"/>
+                <w:kern w:val="0"/>
+                <w:sz w:val="24"/>
+              </w:rPr>
+            </w:pPr>
+            <w:r>
+              <w:rPr>
+                <w:rFonts w:ascii="FangSong_GB2312" w:eastAsia="FangSong_GB2312" w:hAnsi="FangSong_GB2312" w:cs="FangSong_GB2312" w:hint="eastAsia"/>
+                <w:kern w:val="0"/>
+                <w:sz w:val="24"/>
+              </w:rPr>
+              <w:t xml:space="preserve">2. 知识点拆解：4.1 驾驭复杂：高低阶框架的语言驱动策略</w:t>
+            </w:r>
+          </w:p>
+          <w:p>
+            <w:pPr>
+              <w:widowControl/>
+              <w:spacing w:line="400" w:lineRule="exact"/>
+              <w:jc w:val="left"/>
+              <w:rPr>
+                <w:rFonts w:ascii="FangSong_GB2312" w:eastAsia="FangSong_GB2312" w:hAnsi="FangSong_GB2312" w:cs="FangSong_GB2312"/>
+                <w:kern w:val="0"/>
+                <w:sz w:val="24"/>
+              </w:rPr>
+            </w:pPr>
+            <w:r>
+              <w:rPr>
+                <w:rFonts w:ascii="FangSong_GB2312" w:eastAsia="FangSong_GB2312" w:hAnsi="FangSong_GB2312" w:cs="FangSong_GB2312" w:hint="eastAsia"/>
+                <w:kern w:val="0"/>
+                <w:sz w:val="24"/>
+              </w:rPr>
+              <w:t xml:space="preserve">3. 重难点突破：针对“理解 D3.js 坐标系边界约束及高效运作沙箱提取绝美矢量图纸的组合方案”，采用案例剖析策略。</w:t>
+            </w:r>
+          </w:p>
+          <w:p>
+            <w:pPr>
+              <w:widowControl/>
+              <w:spacing w:line="400" w:lineRule="exact"/>
+              <w:jc w:val="left"/>
+              <w:rPr>
+                <w:rFonts w:ascii="FangSong_GB2312" w:eastAsia="FangSong_GB2312" w:hAnsi="FangSong_GB2312" w:cs="FangSong_GB2312"/>
+                <w:kern w:val="0"/>
+                <w:sz w:val="24"/>
+              </w:rPr>
+            </w:pPr>
+            <w:r>
+              <w:rPr>
+                <w:rFonts w:ascii="FangSong_GB2312" w:eastAsia="FangSong_GB2312" w:hAnsi="FangSong_GB2312" w:cs="FangSong_GB2312" w:hint="eastAsia"/>
+                <w:kern w:val="0"/>
+                <w:sz w:val="24"/>
+              </w:rPr>
+              <w:t xml:space="preserve">4. 支撑目标：掌握 Munzner Ch7 表格数据空间排布的底层原理与布局选项</w:t>
             </w:r>
           </w:p>
           <w:p>
@@ -1677,7 +1865,7 @@
         </w:tc>
         <w:tc>
           <w:tcPr>
-            <w:tcW w:w="3894" w:type="dxa"/>
+            <w:tcW w:w="1740" w:type="dxa"/>
             <w:tcBorders>
               <w:top w:val="single" w:sz="4" w:space="0" w:color="auto"/>
               <w:left w:val="single" w:sz="4" w:space="0" w:color="auto"/>
@@ -1698,7 +1886,7 @@
                 <w:rFonts w:ascii="FangSong_GB2312" w:eastAsia="FangSong_GB2312" w:hAnsi="FangSong_GB2312" w:cs="FangSong_GB2312"/>
                 <w:b/>
                 <w:bCs/>
-                <w:color w:val="FF0000"/>
+                <w:color w:val="000000"/>
                 <w:kern w:val="0"/>
                 <w:sz w:val="24"/>
               </w:rPr>
@@ -1708,7 +1896,7 @@
                 <w:rFonts w:ascii="FangSong_GB2312" w:eastAsia="FangSong_GB2312" w:hAnsi="FangSong_GB2312" w:cs="FangSong_GB2312" w:hint="eastAsia"/>
                 <w:b/>
                 <w:bCs/>
-                <w:color w:val="FF0000"/>
+                <w:color w:val="000000"/>
                 <w:kern w:val="0"/>
                 <w:sz w:val="24"/>
               </w:rPr>
@@ -1718,7 +1906,7 @@
         </w:tc>
         <w:tc>
           <w:tcPr>
-            <w:tcW w:w="3810" w:type="dxa"/>
+            <w:tcW w:w="5964" w:type="dxa"/>
             <w:tcBorders>
               <w:top w:val="single" w:sz="4" w:space="0" w:color="auto"/>
               <w:left w:val="single" w:sz="4" w:space="0" w:color="auto"/>
@@ -1738,33 +1926,103 @@
               <w:jc w:val="left"/>
               <w:rPr>
                 <w:rFonts w:ascii="FangSong_GB2312" w:eastAsia="FangSong_GB2312" w:hAnsi="FangSong_GB2312" w:cs="FangSong_GB2312"/>
-                <w:kern w:val="0"/>
-                <w:sz w:val="24"/>
-              </w:rPr>
-            </w:pPr>
-            <w:r>
-              <w:rPr>
-                <w:rFonts w:ascii="FangSong_GB2312" w:eastAsia="FangSong_GB2312" w:hAnsi="FangSong_GB2312" w:cs="FangSong_GB2312" w:hint="eastAsia"/>
-                <w:kern w:val="0"/>
-                <w:sz w:val="24"/>
-              </w:rPr>
-              <w:t xml:space="preserve">【教学组织】AI 驱动 ECharts 急速生成 + D3 审美微操与矢量提取竞速 + 双轨范式综合打样</w:t>
-            </w:r>
-          </w:p>
-          <w:p>
-            <w:pPr>
-              <w:widowControl/>
-              <w:spacing w:line="400" w:lineRule="exact"/>
-              <w:jc w:val="left"/>
-              <w:rPr>
-                <w:rFonts w:ascii="FangSong_GB2312" w:eastAsia="FangSong_GB2312" w:hAnsi="FangSong_GB2312" w:cs="FangSong_GB2312"/>
-                <w:kern w:val="0"/>
-                <w:sz w:val="24"/>
-              </w:rPr>
-            </w:pPr>
-            <w:r>
-              <w:rPr>
-                <w:rFonts w:ascii="FangSong_GB2312" w:eastAsia="FangSong_GB2312" w:hAnsi="FangSong_GB2312" w:cs="FangSong_GB2312" w:hint="eastAsia"/>
+                <w:color w:val="000000"/>
+                <w:kern w:val="0"/>
+                <w:sz w:val="24"/>
+              </w:rPr>
+            </w:pPr>
+            <w:r>
+              <w:rPr>
+                <w:rFonts w:ascii="FangSong_GB2312" w:eastAsia="FangSong_GB2312" w:hAnsi="FangSong_GB2312" w:cs="FangSong_GB2312" w:hint="eastAsia"/>
+                <w:color w:val="000000"/>
+                <w:kern w:val="0"/>
+                <w:sz w:val="24"/>
+              </w:rPr>
+              <w:t xml:space="preserve">【教学组织】【课堂实践与操作训练】</w:t>
+            </w:r>
+          </w:p>
+          <w:p>
+            <w:pPr>
+              <w:widowControl/>
+              <w:spacing w:line="400" w:lineRule="exact"/>
+              <w:jc w:val="left"/>
+              <w:rPr>
+                <w:rFonts w:ascii="FangSong_GB2312" w:eastAsia="FangSong_GB2312" w:hAnsi="FangSong_GB2312" w:cs="FangSong_GB2312"/>
+                <w:color w:val="000000"/>
+                <w:kern w:val="0"/>
+                <w:sz w:val="24"/>
+              </w:rPr>
+            </w:pPr>
+            <w:r>
+              <w:rPr>
+                <w:rFonts w:ascii="FangSong_GB2312" w:eastAsia="FangSong_GB2312" w:hAnsi="FangSong_GB2312" w:cs="FangSong_GB2312" w:hint="eastAsia"/>
+                <w:color w:val="000000"/>
+                <w:kern w:val="0"/>
+                <w:sz w:val="24"/>
+              </w:rPr>
+              <w:t xml:space="preserve">1. 实践任务指导：AI 驱动 ECharts 急速生成 + D3 审美微操与矢量提取竞速 + 双轨范式综合打样</w:t>
+            </w:r>
+          </w:p>
+          <w:p>
+            <w:pPr>
+              <w:widowControl/>
+              <w:spacing w:line="400" w:lineRule="exact"/>
+              <w:jc w:val="left"/>
+              <w:rPr>
+                <w:rFonts w:ascii="FangSong_GB2312" w:eastAsia="FangSong_GB2312" w:hAnsi="FangSong_GB2312" w:cs="FangSong_GB2312"/>
+                <w:color w:val="000000"/>
+                <w:kern w:val="0"/>
+                <w:sz w:val="24"/>
+              </w:rPr>
+            </w:pPr>
+            <w:r>
+              <w:rPr>
+                <w:rFonts w:ascii="FangSong_GB2312" w:eastAsia="FangSong_GB2312" w:hAnsi="FangSong_GB2312" w:cs="FangSong_GB2312" w:hint="eastAsia"/>
+                <w:color w:val="000000"/>
+                <w:kern w:val="0"/>
+                <w:sz w:val="24"/>
+              </w:rPr>
+              <w:t xml:space="preserve">2. 核心任务目标：使用 Tidy 数据集分别完成 ECharts 商业快手与 D3.js 极客指令版的代码出图作业，务必不要提交 HTML 代码文件！仅依靠沙箱实时渲染结果导出的 2 张绝美比对阵列图 (PNG/SVG) 及简单设计声明即可。</w:t>
+            </w:r>
+          </w:p>
+          <w:p>
+            <w:pPr>
+              <w:widowControl/>
+              <w:spacing w:line="400" w:lineRule="exact"/>
+              <w:jc w:val="left"/>
+              <w:rPr>
+                <w:rFonts w:ascii="FangSong_GB2312" w:eastAsia="FangSong_GB2312" w:hAnsi="FangSong_GB2312" w:cs="FangSong_GB2312"/>
+                <w:color w:val="000000"/>
+                <w:kern w:val="0"/>
+                <w:sz w:val="24"/>
+              </w:rPr>
+            </w:pPr>
+            <w:r>
+              <w:rPr>
+                <w:rFonts w:ascii="FangSong_GB2312" w:eastAsia="FangSong_GB2312" w:hAnsi="FangSong_GB2312" w:cs="FangSong_GB2312" w:hint="eastAsia"/>
+                <w:color w:val="000000"/>
+                <w:kern w:val="0"/>
+                <w:sz w:val="24"/>
+              </w:rPr>
+              <w:t xml:space="preserve">3. 教师巡回指导，及时发现并纠正学生实践中的认知偏差。</w:t>
+            </w:r>
+          </w:p>
+          <w:p>
+            <w:pPr>
+              <w:widowControl/>
+              <w:spacing w:line="400" w:lineRule="exact"/>
+              <w:jc w:val="left"/>
+              <w:rPr>
+                <w:rFonts w:ascii="FangSong_GB2312" w:eastAsia="FangSong_GB2312" w:hAnsi="FangSong_GB2312" w:cs="FangSong_GB2312"/>
+                <w:color w:val="000000"/>
+                <w:kern w:val="0"/>
+                <w:sz w:val="24"/>
+              </w:rPr>
+            </w:pPr>
+            <w:r>
+              <w:rPr>
+                <w:rFonts w:ascii="FangSong_GB2312" w:eastAsia="FangSong_GB2312" w:hAnsi="FangSong_GB2312" w:cs="FangSong_GB2312" w:hint="eastAsia"/>
+                <w:color w:val="000000"/>
                 <w:kern w:val="0"/>
                 <w:sz w:val="24"/>
               </w:rPr>
@@ -1778,13 +2036,15 @@
               <w:jc w:val="left"/>
               <w:rPr>
                 <w:rFonts w:ascii="FangSong_GB2312" w:eastAsia="FangSong_GB2312" w:hAnsi="FangSong_GB2312" w:cs="FangSong_GB2312"/>
-                <w:kern w:val="0"/>
-                <w:sz w:val="24"/>
-              </w:rPr>
-            </w:pPr>
-            <w:r>
-              <w:rPr>
-                <w:rFonts w:ascii="FangSong_GB2312" w:eastAsia="FangSong_GB2312" w:hAnsi="FangSong_GB2312" w:cs="FangSong_GB2312" w:hint="eastAsia"/>
+                <w:color w:val="000000"/>
+                <w:kern w:val="0"/>
+                <w:sz w:val="24"/>
+              </w:rPr>
+            </w:pPr>
+            <w:r>
+              <w:rPr>
+                <w:rFonts w:ascii="FangSong_GB2312" w:eastAsia="FangSong_GB2312" w:hAnsi="FangSong_GB2312" w:cs="FangSong_GB2312" w:hint="eastAsia"/>
+                <w:color w:val="000000"/>
                 <w:kern w:val="0"/>
                 <w:sz w:val="24"/>
               </w:rPr>
@@ -1798,13 +2058,15 @@
               <w:jc w:val="left"/>
               <w:rPr>
                 <w:rFonts w:ascii="FangSong_GB2312" w:eastAsia="FangSong_GB2312" w:hAnsi="FangSong_GB2312" w:cs="FangSong_GB2312"/>
-                <w:kern w:val="0"/>
-                <w:sz w:val="24"/>
-              </w:rPr>
-            </w:pPr>
-            <w:r>
-              <w:rPr>
-                <w:rFonts w:ascii="FangSong_GB2312" w:eastAsia="FangSong_GB2312" w:hAnsi="FangSong_GB2312" w:cs="FangSong_GB2312" w:hint="eastAsia"/>
+                <w:color w:val="000000"/>
+                <w:kern w:val="0"/>
+                <w:sz w:val="24"/>
+              </w:rPr>
+            </w:pPr>
+            <w:r>
+              <w:rPr>
+                <w:rFonts w:ascii="FangSong_GB2312" w:eastAsia="FangSong_GB2312" w:hAnsi="FangSong_GB2312" w:cs="FangSong_GB2312" w:hint="eastAsia"/>
+                <w:color w:val="000000"/>
                 <w:kern w:val="0"/>
                 <w:sz w:val="24"/>
               </w:rPr>
@@ -1847,7 +2109,7 @@
         </w:tc>
         <w:tc>
           <w:tcPr>
-            <w:tcW w:w="3894" w:type="dxa"/>
+            <w:tcW w:w="1740" w:type="dxa"/>
             <w:tcBorders>
               <w:top w:val="single" w:sz="4" w:space="0" w:color="auto"/>
               <w:left w:val="single" w:sz="4" w:space="0" w:color="auto"/>
@@ -1868,7 +2130,7 @@
                 <w:rFonts w:ascii="FangSong_GB2312" w:eastAsia="FangSong_GB2312" w:hAnsi="FangSong_GB2312" w:cs="FangSong_GB2312"/>
                 <w:b/>
                 <w:bCs/>
-                <w:color w:val="FF0000"/>
+                <w:color w:val="000000"/>
                 <w:kern w:val="0"/>
                 <w:sz w:val="24"/>
               </w:rPr>
@@ -1878,7 +2140,7 @@
                 <w:rFonts w:ascii="FangSong_GB2312" w:eastAsia="FangSong_GB2312" w:hAnsi="FangSong_GB2312" w:cs="FangSong_GB2312" w:hint="eastAsia"/>
                 <w:b/>
                 <w:bCs/>
-                <w:color w:val="FF0000"/>
+                <w:color w:val="000000"/>
                 <w:kern w:val="0"/>
                 <w:sz w:val="24"/>
               </w:rPr>
@@ -1888,7 +2150,7 @@
         </w:tc>
         <w:tc>
           <w:tcPr>
-            <w:tcW w:w="3810" w:type="dxa"/>
+            <w:tcW w:w="5964" w:type="dxa"/>
             <w:tcBorders>
               <w:top w:val="single" w:sz="4" w:space="0" w:color="auto"/>
               <w:left w:val="single" w:sz="4" w:space="0" w:color="auto"/>
@@ -1908,33 +2170,103 @@
               <w:jc w:val="left"/>
               <w:rPr>
                 <w:rFonts w:ascii="FangSong_GB2312" w:eastAsia="FangSong_GB2312" w:hAnsi="FangSong_GB2312" w:cs="FangSong_GB2312"/>
-                <w:kern w:val="0"/>
-                <w:sz w:val="24"/>
-              </w:rPr>
-            </w:pPr>
-            <w:r>
-              <w:rPr>
-                <w:rFonts w:ascii="FangSong_GB2312" w:eastAsia="FangSong_GB2312" w:hAnsi="FangSong_GB2312" w:cs="FangSong_GB2312" w:hint="eastAsia"/>
-                <w:kern w:val="0"/>
-                <w:sz w:val="24"/>
-              </w:rPr>
-              <w:t xml:space="preserve">【教学组织】对比声明式与指令式模型适用边界，强调代码沙箱对“提取极限画质源资产”的绝大红利</w:t>
-            </w:r>
-          </w:p>
-          <w:p>
-            <w:pPr>
-              <w:widowControl/>
-              <w:spacing w:line="400" w:lineRule="exact"/>
-              <w:jc w:val="left"/>
-              <w:rPr>
-                <w:rFonts w:ascii="FangSong_GB2312" w:eastAsia="FangSong_GB2312" w:hAnsi="FangSong_GB2312" w:cs="FangSong_GB2312"/>
-                <w:kern w:val="0"/>
-                <w:sz w:val="24"/>
-              </w:rPr>
-            </w:pPr>
-            <w:r>
-              <w:rPr>
-                <w:rFonts w:ascii="FangSong_GB2312" w:eastAsia="FangSong_GB2312" w:hAnsi="FangSong_GB2312" w:cs="FangSong_GB2312" w:hint="eastAsia"/>
+                <w:color w:val="000000"/>
+                <w:kern w:val="0"/>
+                <w:sz w:val="24"/>
+              </w:rPr>
+            </w:pPr>
+            <w:r>
+              <w:rPr>
+                <w:rFonts w:ascii="FangSong_GB2312" w:eastAsia="FangSong_GB2312" w:hAnsi="FangSong_GB2312" w:cs="FangSong_GB2312" w:hint="eastAsia"/>
+                <w:color w:val="000000"/>
+                <w:kern w:val="0"/>
+                <w:sz w:val="24"/>
+              </w:rPr>
+              <w:t xml:space="preserve">【教学组织】【知识凝练与教学反思】</w:t>
+            </w:r>
+          </w:p>
+          <w:p>
+            <w:pPr>
+              <w:widowControl/>
+              <w:spacing w:line="400" w:lineRule="exact"/>
+              <w:jc w:val="left"/>
+              <w:rPr>
+                <w:rFonts w:ascii="FangSong_GB2312" w:eastAsia="FangSong_GB2312" w:hAnsi="FangSong_GB2312" w:cs="FangSong_GB2312"/>
+                <w:color w:val="000000"/>
+                <w:kern w:val="0"/>
+                <w:sz w:val="24"/>
+              </w:rPr>
+            </w:pPr>
+            <w:r>
+              <w:rPr>
+                <w:rFonts w:ascii="FangSong_GB2312" w:eastAsia="FangSong_GB2312" w:hAnsi="FangSong_GB2312" w:cs="FangSong_GB2312" w:hint="eastAsia"/>
+                <w:color w:val="000000"/>
+                <w:kern w:val="0"/>
+                <w:sz w:val="24"/>
+              </w:rPr>
+              <w:t xml:space="preserve">1. 归纳梳理：对比声明式与指令式模型适用边界，强调代码沙箱对“提取极限画质源资产”的绝大红利</w:t>
+            </w:r>
+          </w:p>
+          <w:p>
+            <w:pPr>
+              <w:widowControl/>
+              <w:spacing w:line="400" w:lineRule="exact"/>
+              <w:jc w:val="left"/>
+              <w:rPr>
+                <w:rFonts w:ascii="FangSong_GB2312" w:eastAsia="FangSong_GB2312" w:hAnsi="FangSong_GB2312" w:cs="FangSong_GB2312"/>
+                <w:color w:val="000000"/>
+                <w:kern w:val="0"/>
+                <w:sz w:val="24"/>
+              </w:rPr>
+            </w:pPr>
+            <w:r>
+              <w:rPr>
+                <w:rFonts w:ascii="FangSong_GB2312" w:eastAsia="FangSong_GB2312" w:hAnsi="FangSong_GB2312" w:cs="FangSong_GB2312" w:hint="eastAsia"/>
+                <w:color w:val="000000"/>
+                <w:kern w:val="0"/>
+                <w:sz w:val="24"/>
+              </w:rPr>
+              <w:t xml:space="preserve">2. 强化记忆：系统性总结本节课核心知识点与技能框架。</w:t>
+            </w:r>
+          </w:p>
+          <w:p>
+            <w:pPr>
+              <w:widowControl/>
+              <w:spacing w:line="400" w:lineRule="exact"/>
+              <w:jc w:val="left"/>
+              <w:rPr>
+                <w:rFonts w:ascii="FangSong_GB2312" w:eastAsia="FangSong_GB2312" w:hAnsi="FangSong_GB2312" w:cs="FangSong_GB2312"/>
+                <w:color w:val="000000"/>
+                <w:kern w:val="0"/>
+                <w:sz w:val="24"/>
+              </w:rPr>
+            </w:pPr>
+            <w:r>
+              <w:rPr>
+                <w:rFonts w:ascii="FangSong_GB2312" w:eastAsia="FangSong_GB2312" w:hAnsi="FangSong_GB2312" w:cs="FangSong_GB2312" w:hint="eastAsia"/>
+                <w:color w:val="000000"/>
+                <w:kern w:val="0"/>
+                <w:sz w:val="24"/>
+              </w:rPr>
+              <w:t xml:space="preserve">3. 布置课后延伸思考与预习任务。</w:t>
+            </w:r>
+          </w:p>
+          <w:p>
+            <w:pPr>
+              <w:widowControl/>
+              <w:spacing w:line="400" w:lineRule="exact"/>
+              <w:jc w:val="left"/>
+              <w:rPr>
+                <w:rFonts w:ascii="FangSong_GB2312" w:eastAsia="FangSong_GB2312" w:hAnsi="FangSong_GB2312" w:cs="FangSong_GB2312"/>
+                <w:color w:val="000000"/>
+                <w:kern w:val="0"/>
+                <w:sz w:val="24"/>
+              </w:rPr>
+            </w:pPr>
+            <w:r>
+              <w:rPr>
+                <w:rFonts w:ascii="FangSong_GB2312" w:eastAsia="FangSong_GB2312" w:hAnsi="FangSong_GB2312" w:cs="FangSong_GB2312" w:hint="eastAsia"/>
+                <w:color w:val="000000"/>
                 <w:kern w:val="0"/>
                 <w:sz w:val="24"/>
               </w:rPr>
@@ -1948,13 +2280,15 @@
               <w:jc w:val="left"/>
               <w:rPr>
                 <w:rFonts w:ascii="FangSong_GB2312" w:eastAsia="FangSong_GB2312" w:hAnsi="FangSong_GB2312" w:cs="FangSong_GB2312"/>
-                <w:kern w:val="0"/>
-                <w:sz w:val="24"/>
-              </w:rPr>
-            </w:pPr>
-            <w:r>
-              <w:rPr>
-                <w:rFonts w:ascii="FangSong_GB2312" w:eastAsia="FangSong_GB2312" w:hAnsi="FangSong_GB2312" w:cs="FangSong_GB2312" w:hint="eastAsia"/>
+                <w:color w:val="000000"/>
+                <w:kern w:val="0"/>
+                <w:sz w:val="24"/>
+              </w:rPr>
+            </w:pPr>
+            <w:r>
+              <w:rPr>
+                <w:rFonts w:ascii="FangSong_GB2312" w:eastAsia="FangSong_GB2312" w:hAnsi="FangSong_GB2312" w:cs="FangSong_GB2312" w:hint="eastAsia"/>
+                <w:color w:val="000000"/>
                 <w:kern w:val="0"/>
                 <w:sz w:val="24"/>
               </w:rPr>
@@ -2027,15 +2361,15 @@
               <w:rPr>
                 <w:rFonts w:ascii="FangSong_GB2312" w:eastAsia="FangSong_GB2312" w:hAnsi="FangSong_GB2312" w:cs="FangSong_GB2312"/>
                 <w:bCs/>
-                <w:color w:val="333333"/>
-                <w:kern w:val="0"/>
-                <w:sz w:val="24"/>
-              </w:rPr>
-            </w:pPr>
-            <w:r>
-              <w:rPr>
-                <w:rFonts w:ascii="FangSong_GB2312" w:eastAsia="FangSong_GB2312" w:hAnsi="FangSong_GB2312" w:cs="FangSong_GB2312" w:hint="eastAsia"/>
-                <w:color w:val="FF0000"/>
+                <w:color w:val="000000"/>
+                <w:kern w:val="0"/>
+                <w:sz w:val="24"/>
+              </w:rPr>
+            </w:pPr>
+            <w:r>
+              <w:rPr>
+                <w:rFonts w:ascii="FangSong_GB2312" w:eastAsia="FangSong_GB2312" w:hAnsi="FangSong_GB2312" w:cs="FangSong_GB2312" w:hint="eastAsia"/>
+                <w:color w:val="000000"/>
                 <w:kern w:val="0"/>
                 <w:sz w:val="24"/>
               </w:rPr>
